--- a/testakten/ki-training-tdm-fotografin-windgassen-hamburg/docx/NFK_Filesharing_Windgassen_Entwurf.docx
+++ b/testakten/ki-training-tdm-fotografin-windgassen-hamburg/docx/NFK_Filesharing_Windgassen_Entwurf.docx
@@ -16,7 +16,7 @@
           <w:sz w:val="28"/>
           <w:szCs w:val="28"/>
         </w:rPr>
-        <w:t xml:space="preserve">AMTSGERICHT MÜNCHEN</w:t>
+        <w:t xml:space="preserve">AMTSGERICHT NEURUPPIN</w:t>
       </w:r>
     </w:p>
     <w:p>
@@ -182,7 +182,7 @@
           <w:sz w:val="22"/>
           <w:szCs w:val="22"/>
         </w:rPr>
-        <w:t xml:space="preserve">Waldorf Frommer Rechtsanwälte, Beethovenstraße 11, 80336 München,</w:t>
+        <w:t xml:space="preserve">Quetschenpaua &amp; Kollegen Rechtsanwälte, Karl-Marx-Straße 41, 16816 Neuruppin,</w:t>
       </w:r>
     </w:p>
     <w:p>
